--- a/downloads/teacher/05 Materials/Unit 06/Slides/Slides 06.01 - Trace a Food From Farm to Plate.docx
+++ b/downloads/teacher/05 Materials/Unit 06/Slides/Slides 06.01 - Trace a Food From Farm to Plate.docx
@@ -18,15 +18,6 @@
       </w:pPr>
       <w:r>
         <w:t xml:space="preserve">Slide outline for Lesson 6.1. Twelve slides, one day. The ten-step slide and the four food slides become the review deck before the Food Systems Quiz.</w:t>
-      </w:r>
-      <w:r>
-        <w:t xml:space="preserve"> </w:t>
-      </w:r>
-      <w:r>
-        <w:rPr>
-          <w:rStyle w:val="TeacherNote"/>
-        </w:rPr>
-        <w:t xml:space="preserve">[Sal: photos of your own store and your own milk carton beat stock photos here.]</w:t>
       </w:r>
     </w:p>
     <w:p>
